--- a/table-creation.docx
+++ b/table-creation.docx
@@ -78,9 +78,11 @@
       </w:r>
     </w:p>
     <w:p>
+      <w:proofErr w:type="spellStart"/>
       <w:r>
         <w:t>Neighbourhood_ID</w:t>
       </w:r>
+      <w:proofErr w:type="spellEnd"/>
       <w:r>
         <w:tab/>
       </w:r>
@@ -106,9 +108,11 @@
       </w:r>
     </w:p>
     <w:p>
+      <w:proofErr w:type="spellStart"/>
       <w:r>
         <w:t>Neighbourhood_Name</w:t>
       </w:r>
+      <w:proofErr w:type="spellEnd"/>
       <w:r>
         <w:t xml:space="preserve"> </w:t>
       </w:r>
@@ -141,7 +145,11 @@
         <w:t xml:space="preserve"> </w:t>
       </w:r>
       <w:r>
-        <w:t>KEY(N</w:t>
+        <w:t>KEY(</w:t>
+      </w:r>
+      <w:proofErr w:type="spellStart"/>
+      <w:r>
+        <w:t>N</w:t>
       </w:r>
       <w:r>
         <w:t>eighbourhood</w:t>
@@ -152,6 +160,7 @@
       <w:r>
         <w:t>d</w:t>
       </w:r>
+      <w:proofErr w:type="spellEnd"/>
       <w:r>
         <w:t>));</w:t>
       </w:r>
@@ -218,12 +227,28 @@
     </w:p>
     <w:p>
       <w:r>
-        <w:t>-- data can only be loaded from wamp folder</w:t>
-      </w:r>
-    </w:p>
-    <w:p>
-      <w:r>
-        <w:t>LOAD DATA INFILE 'C:/wamp64/tmp/Neighbourhoods.csv'</w:t>
+        <w:t xml:space="preserve">-- data can only be loaded from </w:t>
+      </w:r>
+      <w:proofErr w:type="spellStart"/>
+      <w:r>
+        <w:t>wamp</w:t>
+      </w:r>
+      <w:proofErr w:type="spellEnd"/>
+      <w:r>
+        <w:t xml:space="preserve"> folder</w:t>
+      </w:r>
+    </w:p>
+    <w:p>
+      <w:r>
+        <w:t>LOAD DATA INFILE 'C:/wamp64/</w:t>
+      </w:r>
+      <w:proofErr w:type="spellStart"/>
+      <w:r>
+        <w:t>tmp</w:t>
+      </w:r>
+      <w:proofErr w:type="spellEnd"/>
+      <w:r>
+        <w:t>/Neighbourhoods.csv'</w:t>
       </w:r>
     </w:p>
     <w:p>
@@ -253,6 +278,9 @@
     </w:p>
     <w:p>
       <w:r>
+        <w:rPr>
+          <w:noProof/>
+        </w:rPr>
         <w:lastRenderedPageBreak/>
         <w:drawing>
           <wp:inline distT="0" distB="0" distL="0" distR="0" wp14:anchorId="68D79526" wp14:editId="59C2C557">
@@ -300,6 +328,7 @@
           <w:u w:val="single"/>
         </w:rPr>
       </w:pPr>
+      <w:proofErr w:type="spellStart"/>
       <w:r>
         <w:rPr>
           <w:b/>
@@ -316,15 +345,29 @@
         </w:rPr>
         <w:t>ityblock</w:t>
       </w:r>
-    </w:p>
-    <w:p>
-      <w:r>
-        <w:t>CREATE TABLE CityBlock (</w:t>
-      </w:r>
-    </w:p>
-    <w:p>
-      <w:r>
-        <w:t xml:space="preserve">Block_ID </w:t>
+      <w:proofErr w:type="spellEnd"/>
+    </w:p>
+    <w:p>
+      <w:r>
+        <w:t xml:space="preserve">CREATE TABLE </w:t>
+      </w:r>
+      <w:proofErr w:type="spellStart"/>
+      <w:r>
+        <w:t>CityBlock</w:t>
+      </w:r>
+      <w:proofErr w:type="spellEnd"/>
+      <w:r>
+        <w:t xml:space="preserve"> (</w:t>
+      </w:r>
+    </w:p>
+    <w:p>
+      <w:proofErr w:type="spellStart"/>
+      <w:r>
+        <w:t>Block_ID</w:t>
+      </w:r>
+      <w:proofErr w:type="spellEnd"/>
+      <w:r>
+        <w:t xml:space="preserve"> </w:t>
       </w:r>
       <w:r>
         <w:tab/>
@@ -341,8 +384,13 @@
     </w:p>
     <w:p>
       <w:r>
-        <w:t xml:space="preserve"> Neighbourhood_ID</w:t>
-      </w:r>
+        <w:t xml:space="preserve"> </w:t>
+      </w:r>
+      <w:proofErr w:type="spellStart"/>
+      <w:r>
+        <w:t>Neighbourhood_ID</w:t>
+      </w:r>
+      <w:proofErr w:type="spellEnd"/>
       <w:r>
         <w:tab/>
       </w:r>
@@ -375,7 +423,15 @@
     </w:p>
     <w:p>
       <w:r>
-        <w:t xml:space="preserve"> Infected_Count </w:t>
+        <w:t xml:space="preserve"> </w:t>
+      </w:r>
+      <w:proofErr w:type="spellStart"/>
+      <w:r>
+        <w:t>Infected_Count</w:t>
+      </w:r>
+      <w:proofErr w:type="spellEnd"/>
+      <w:r>
+        <w:t xml:space="preserve"> </w:t>
       </w:r>
       <w:r>
         <w:tab/>
@@ -391,12 +447,14 @@
       </w:r>
     </w:p>
     <w:p>
+      <w:proofErr w:type="spellStart"/>
       <w:r>
         <w:t>Recovered_C</w:t>
       </w:r>
       <w:r>
         <w:t>ount</w:t>
       </w:r>
+      <w:proofErr w:type="spellEnd"/>
       <w:r>
         <w:t xml:space="preserve"> </w:t>
       </w:r>
@@ -415,13 +473,34 @@
     </w:p>
     <w:p>
       <w:r>
-        <w:t xml:space="preserve"> PRIMARY KEY (Block_ID), FOREIGN KEY(Neighbourhood_ID) REFERENCES neighbourhood (</w:t>
-      </w:r>
+        <w:t xml:space="preserve"> PRIMARY KEY (</w:t>
+      </w:r>
+      <w:proofErr w:type="spellStart"/>
+      <w:r>
+        <w:t>Block_ID</w:t>
+      </w:r>
+      <w:proofErr w:type="spellEnd"/>
+      <w:r>
+        <w:t>), FOREIGN KEY(</w:t>
+      </w:r>
+      <w:proofErr w:type="spellStart"/>
       <w:r>
         <w:t>Neighbourhood_ID</w:t>
       </w:r>
+      <w:proofErr w:type="spellEnd"/>
+      <w:r>
+        <w:t>) REFERENCES neighbourhood (</w:t>
+      </w:r>
+      <w:proofErr w:type="spellStart"/>
+      <w:r>
+        <w:t>Neighbourhood_ID</w:t>
+      </w:r>
+      <w:proofErr w:type="spellEnd"/>
       <w:r>
         <w:t>) )</w:t>
+      </w:r>
+      <w:r>
+        <w:t>;</w:t>
       </w:r>
     </w:p>
     <w:p>
@@ -486,13 +565,26 @@
     </w:p>
     <w:p>
       <w:r>
-        <w:t>LOAD DATA INFILE 'C:/wamp64/tmp/CityBlock.csv'</w:t>
-      </w:r>
-    </w:p>
-    <w:p>
-      <w:r>
-        <w:t>INTO TABLE cityblock</w:t>
-      </w:r>
+        <w:t>LOAD DATA INFILE 'C:/wamp64/</w:t>
+      </w:r>
+      <w:proofErr w:type="spellStart"/>
+      <w:r>
+        <w:t>tmp</w:t>
+      </w:r>
+      <w:proofErr w:type="spellEnd"/>
+      <w:r>
+        <w:t>/CityBlock.csv'</w:t>
+      </w:r>
+    </w:p>
+    <w:p>
+      <w:r>
+        <w:t xml:space="preserve">INTO TABLE </w:t>
+      </w:r>
+      <w:proofErr w:type="spellStart"/>
+      <w:r>
+        <w:t>cityblock</w:t>
+      </w:r>
+      <w:proofErr w:type="spellEnd"/>
     </w:p>
     <w:p>
       <w:r>
@@ -516,6 +608,9 @@
     </w:p>
     <w:p>
       <w:r>
+        <w:rPr>
+          <w:noProof/>
+        </w:rPr>
         <w:drawing>
           <wp:inline distT="0" distB="0" distL="0" distR="0" wp14:anchorId="701999A8" wp14:editId="7FA216DC">
             <wp:extent cx="5731510" cy="4544695"/>
@@ -562,6 +657,7 @@
           <w:u w:val="single"/>
         </w:rPr>
       </w:pPr>
+      <w:proofErr w:type="spellStart"/>
       <w:r>
         <w:rPr>
           <w:b/>
@@ -570,16 +666,30 @@
         </w:rPr>
         <w:t>Infectionevent</w:t>
       </w:r>
-    </w:p>
-    <w:p>
-      <w:r>
-        <w:t>CREATE TABLE InfectionEvent (</w:t>
-      </w:r>
-    </w:p>
-    <w:p>
+      <w:proofErr w:type="spellEnd"/>
+    </w:p>
+    <w:p>
+      <w:r>
+        <w:t xml:space="preserve">CREATE TABLE </w:t>
+      </w:r>
+      <w:proofErr w:type="spellStart"/>
+      <w:r>
+        <w:t>InfectionEvent</w:t>
+      </w:r>
+      <w:proofErr w:type="spellEnd"/>
+      <w:r>
+        <w:t xml:space="preserve"> (</w:t>
+      </w:r>
+    </w:p>
+    <w:p>
+      <w:proofErr w:type="spellStart"/>
       <w:r>
         <w:lastRenderedPageBreak/>
-        <w:t xml:space="preserve">Event_Number </w:t>
+        <w:t>Event_Number</w:t>
+      </w:r>
+      <w:proofErr w:type="spellEnd"/>
+      <w:r>
+        <w:t xml:space="preserve"> </w:t>
       </w:r>
       <w:r>
         <w:tab/>
@@ -596,7 +706,15 @@
     </w:p>
     <w:p>
       <w:r>
-        <w:t xml:space="preserve"> Block_ID </w:t>
+        <w:t xml:space="preserve"> </w:t>
+      </w:r>
+      <w:proofErr w:type="spellStart"/>
+      <w:r>
+        <w:t>Block_ID</w:t>
+      </w:r>
+      <w:proofErr w:type="spellEnd"/>
+      <w:r>
+        <w:t xml:space="preserve"> </w:t>
       </w:r>
       <w:r>
         <w:tab/>
@@ -612,9 +730,17 @@
       </w:r>
     </w:p>
     <w:p>
-      <w:r>
-        <w:t>People_Inected</w:t>
-      </w:r>
+      <w:proofErr w:type="spellStart"/>
+      <w:r>
+        <w:t>People_In</w:t>
+      </w:r>
+      <w:r>
+        <w:t>f</w:t>
+      </w:r>
+      <w:r>
+        <w:t>ected</w:t>
+      </w:r>
+      <w:proofErr w:type="spellEnd"/>
       <w:r>
         <w:tab/>
       </w:r>
@@ -629,8 +755,13 @@
       </w:r>
     </w:p>
     <w:p>
-      <w:r>
-        <w:t xml:space="preserve">Event_Description </w:t>
+      <w:proofErr w:type="spellStart"/>
+      <w:r>
+        <w:t>Event_Description</w:t>
+      </w:r>
+      <w:proofErr w:type="spellEnd"/>
+      <w:r>
+        <w:t xml:space="preserve"> </w:t>
       </w:r>
       <w:r>
         <w:tab/>
@@ -647,7 +778,42 @@
     </w:p>
     <w:p>
       <w:r>
-        <w:t>PRIMARY KEY (Event_Number), FOREIGN KEY(Block_ID) REFERENCES CityBlock (Block_ID) )</w:t>
+        <w:t>PRIMARY KEY (</w:t>
+      </w:r>
+      <w:proofErr w:type="spellStart"/>
+      <w:r>
+        <w:t>Event_Number</w:t>
+      </w:r>
+      <w:proofErr w:type="spellEnd"/>
+      <w:r>
+        <w:t>), FOREIGN KEY(</w:t>
+      </w:r>
+      <w:proofErr w:type="spellStart"/>
+      <w:r>
+        <w:t>Block_ID</w:t>
+      </w:r>
+      <w:proofErr w:type="spellEnd"/>
+      <w:r>
+        <w:t xml:space="preserve">) REFERENCES </w:t>
+      </w:r>
+      <w:proofErr w:type="spellStart"/>
+      <w:r>
+        <w:t>CityBlock</w:t>
+      </w:r>
+      <w:proofErr w:type="spellEnd"/>
+      <w:r>
+        <w:t xml:space="preserve"> (</w:t>
+      </w:r>
+      <w:proofErr w:type="spellStart"/>
+      <w:r>
+        <w:t>Block_ID</w:t>
+      </w:r>
+      <w:proofErr w:type="spellEnd"/>
+      <w:r>
+        <w:t>) )</w:t>
+      </w:r>
+      <w:r>
+        <w:t>;</w:t>
       </w:r>
     </w:p>
     <w:p>
@@ -711,13 +877,26 @@
     </w:p>
     <w:p>
       <w:r>
-        <w:t>LOAD DATA INFILE 'C:/wamp64/tmp/InfectionEvent.csv'</w:t>
-      </w:r>
-    </w:p>
-    <w:p>
-      <w:r>
-        <w:t>INTO TABLE infectionevent</w:t>
-      </w:r>
+        <w:t>LOAD DATA INFILE 'C:/wamp64/</w:t>
+      </w:r>
+      <w:proofErr w:type="spellStart"/>
+      <w:r>
+        <w:t>tmp</w:t>
+      </w:r>
+      <w:proofErr w:type="spellEnd"/>
+      <w:r>
+        <w:t>/InfectionEvent.csv'</w:t>
+      </w:r>
+    </w:p>
+    <w:p>
+      <w:r>
+        <w:t xml:space="preserve">INTO TABLE </w:t>
+      </w:r>
+      <w:proofErr w:type="spellStart"/>
+      <w:r>
+        <w:t>infectionevent</w:t>
+      </w:r>
+      <w:proofErr w:type="spellEnd"/>
     </w:p>
     <w:p>
       <w:r>
@@ -742,10 +921,10 @@
     <w:p>
       <w:r>
         <w:drawing>
-          <wp:inline distT="0" distB="0" distL="0" distR="0" wp14:anchorId="670B619E" wp14:editId="7F3C77EF">
-            <wp:extent cx="5731510" cy="2116455"/>
+          <wp:inline distT="0" distB="0" distL="0" distR="0" wp14:anchorId="52C98D77" wp14:editId="2A5BE568">
+            <wp:extent cx="5731510" cy="2005330"/>
             <wp:effectExtent l="0" t="0" r="2540" b="0"/>
-            <wp:docPr id="1766578575" name="Picture 1" descr="The document lists a series of events detailing the spread of an infection through various means such as cash, public transportation, and close contact with infected individuals.&#10;&#10;AI-generated content may be incorrect."/>
+            <wp:docPr id="685734020" name="Picture 1" descr="The image displays a table with event numbers, IDs, and descriptions of various scenarios where infectious disease spreads, including locations like malls, subways, markets, and theaters.&#10;&#10;AI-generated content may be incorrect."/>
             <wp:cNvGraphicFramePr>
               <a:graphicFrameLocks xmlns:a="http://schemas.openxmlformats.org/drawingml/2006/main" noChangeAspect="1"/>
             </wp:cNvGraphicFramePr>
@@ -753,7 +932,7 @@
               <a:graphicData uri="http://schemas.openxmlformats.org/drawingml/2006/picture">
                 <pic:pic xmlns:pic="http://schemas.openxmlformats.org/drawingml/2006/picture">
                   <pic:nvPicPr>
-                    <pic:cNvPr id="1766578575" name="Picture 1" descr="The document lists a series of events detailing the spread of an infection through various means such as cash, public transportation, and close contact with infected individuals.&#10;&#10;AI-generated content may be incorrect."/>
+                    <pic:cNvPr id="685734020" name="Picture 1" descr="The image displays a table with event numbers, IDs, and descriptions of various scenarios where infectious disease spreads, including locations like malls, subways, markets, and theaters.&#10;&#10;AI-generated content may be incorrect."/>
                     <pic:cNvPicPr/>
                   </pic:nvPicPr>
                   <pic:blipFill>
@@ -765,7 +944,7 @@
                   <pic:spPr>
                     <a:xfrm>
                       <a:off x="0" y="0"/>
-                      <a:ext cx="5731510" cy="2116455"/>
+                      <a:ext cx="5731510" cy="2005330"/>
                     </a:xfrm>
                     <a:prstGeom prst="rect">
                       <a:avLst/>
@@ -803,7 +982,15 @@
     </w:p>
     <w:p>
       <w:r>
-        <w:t xml:space="preserve">    Event_Number    INT</w:t>
+        <w:t xml:space="preserve">    </w:t>
+      </w:r>
+      <w:proofErr w:type="spellStart"/>
+      <w:r>
+        <w:t>Event_Number</w:t>
+      </w:r>
+      <w:proofErr w:type="spellEnd"/>
+      <w:r>
+        <w:t xml:space="preserve">    INT</w:t>
       </w:r>
       <w:r>
         <w:tab/>
@@ -834,12 +1021,47 @@
     <w:p>
       <w:r>
         <w:lastRenderedPageBreak/>
-        <w:t xml:space="preserve">    PRIMARY KEY (Event_Number, Method), </w:t>
-      </w:r>
-    </w:p>
-    <w:p>
-      <w:r>
-        <w:t xml:space="preserve">    FOREIGN KEY (Event_Number) REFERENCES InfectionEvent (Event_Number))</w:t>
+        <w:t xml:space="preserve">    PRIMARY KEY (</w:t>
+      </w:r>
+      <w:proofErr w:type="spellStart"/>
+      <w:r>
+        <w:t>Event_Number</w:t>
+      </w:r>
+      <w:proofErr w:type="spellEnd"/>
+      <w:r>
+        <w:t xml:space="preserve">, Method), </w:t>
+      </w:r>
+    </w:p>
+    <w:p>
+      <w:r>
+        <w:t xml:space="preserve">    FOREIGN KEY (</w:t>
+      </w:r>
+      <w:proofErr w:type="spellStart"/>
+      <w:r>
+        <w:t>Event_Number</w:t>
+      </w:r>
+      <w:proofErr w:type="spellEnd"/>
+      <w:r>
+        <w:t xml:space="preserve">) REFERENCES </w:t>
+      </w:r>
+      <w:proofErr w:type="spellStart"/>
+      <w:r>
+        <w:t>InfectionEvent</w:t>
+      </w:r>
+      <w:proofErr w:type="spellEnd"/>
+      <w:r>
+        <w:t xml:space="preserve"> (</w:t>
+      </w:r>
+      <w:proofErr w:type="spellStart"/>
+      <w:r>
+        <w:t>Event_Number</w:t>
+      </w:r>
+      <w:proofErr w:type="spellEnd"/>
+      <w:r>
+        <w:t>))</w:t>
+      </w:r>
+      <w:r>
+        <w:t>;</w:t>
       </w:r>
     </w:p>
     <w:p>
@@ -903,7 +1125,15 @@
     </w:p>
     <w:p>
       <w:r>
-        <w:t>LOAD DATA INFILE 'C:/wamp64/tmp/transmission.csv'</w:t>
+        <w:t>LOAD DATA INFILE 'C:/wamp64/</w:t>
+      </w:r>
+      <w:proofErr w:type="spellStart"/>
+      <w:r>
+        <w:t>tmp</w:t>
+      </w:r>
+      <w:proofErr w:type="spellEnd"/>
+      <w:r>
+        <w:t>/transmission.csv'</w:t>
       </w:r>
     </w:p>
     <w:p>
@@ -933,6 +1163,9 @@
     </w:p>
     <w:p>
       <w:r>
+        <w:rPr>
+          <w:noProof/>
+        </w:rPr>
         <w:drawing>
           <wp:inline distT="0" distB="0" distL="0" distR="0" wp14:anchorId="5886D313" wp14:editId="3E16923F">
             <wp:extent cx="4534133" cy="5048509"/>

--- a/table-creation.docx
+++ b/table-creation.docx
@@ -119,8 +119,13 @@
       <w:r>
         <w:tab/>
       </w:r>
-      <w:r>
-        <w:t xml:space="preserve">varchar(50) </w:t>
+      <w:proofErr w:type="gramStart"/>
+      <w:r>
+        <w:t>varchar(</w:t>
+      </w:r>
+      <w:proofErr w:type="gramEnd"/>
+      <w:r>
+        <w:t xml:space="preserve">50) </w:t>
       </w:r>
       <w:r>
         <w:tab/>
@@ -172,9 +177,9 @@
           <w:noProof/>
         </w:rPr>
         <w:drawing>
-          <wp:inline distT="0" distB="0" distL="0" distR="0" wp14:anchorId="5CB7AB40" wp14:editId="49A417F2">
-            <wp:extent cx="5731510" cy="547370"/>
-            <wp:effectExtent l="0" t="0" r="2540" b="5080"/>
+          <wp:inline distT="0" distB="0" distL="0" distR="0" wp14:anchorId="5CB7AB40" wp14:editId="38BE9BAD">
+            <wp:extent cx="5731510" cy="996950"/>
+            <wp:effectExtent l="0" t="0" r="2540" b="0"/>
             <wp:docPr id="1169587958" name="Picture 1" descr="The image displays a database table with columns for 'Neighbourhood_ID' (integer), 'Neighbourhood_Name' (varchar(50)), and includes actions to 'Change' and 'Drop More'.&#10;&#10;AI-generated content may be incorrect."/>
             <wp:cNvGraphicFramePr>
               <a:graphicFrameLocks xmlns:a="http://schemas.openxmlformats.org/drawingml/2006/main" noChangeAspect="1"/>
@@ -195,7 +200,7 @@
                   <pic:spPr>
                     <a:xfrm>
                       <a:off x="0" y="0"/>
-                      <a:ext cx="5731510" cy="547370"/>
+                      <a:ext cx="5731510" cy="996950"/>
                     </a:xfrm>
                     <a:prstGeom prst="rect">
                       <a:avLst/>
@@ -496,9 +501,11 @@
         <w:t>Neighbourhood_ID</w:t>
       </w:r>
       <w:proofErr w:type="spellEnd"/>
+      <w:proofErr w:type="gramStart"/>
       <w:r>
         <w:t>) )</w:t>
       </w:r>
+      <w:proofErr w:type="gramEnd"/>
       <w:r>
         <w:t>;</w:t>
       </w:r>
@@ -766,8 +773,13 @@
       <w:r>
         <w:tab/>
       </w:r>
-      <w:r>
-        <w:t xml:space="preserve">VARCHAR(255) </w:t>
+      <w:proofErr w:type="gramStart"/>
+      <w:r>
+        <w:t>VARCHAR(</w:t>
+      </w:r>
+      <w:proofErr w:type="gramEnd"/>
+      <w:r>
+        <w:t xml:space="preserve">255) </w:t>
       </w:r>
       <w:r>
         <w:tab/>
@@ -809,9 +821,11 @@
         <w:t>Block_ID</w:t>
       </w:r>
       <w:proofErr w:type="spellEnd"/>
+      <w:proofErr w:type="gramStart"/>
       <w:r>
         <w:t>) )</w:t>
       </w:r>
+      <w:proofErr w:type="gramEnd"/>
       <w:r>
         <w:t>;</w:t>
       </w:r>
@@ -920,6 +934,9 @@
     </w:p>
     <w:p>
       <w:r>
+        <w:rPr>
+          <w:noProof/>
+        </w:rPr>
         <w:drawing>
           <wp:inline distT="0" distB="0" distL="0" distR="0" wp14:anchorId="52C98D77" wp14:editId="2A5BE568">
             <wp:extent cx="5731510" cy="2005330"/>
@@ -1006,10 +1023,24 @@
       </w:r>
       <w:r>
         <w:tab/>
-        <w:t xml:space="preserve">VARCHAR(30)  </w:t>
+      </w:r>
+      <w:proofErr w:type="gramStart"/>
+      <w:r>
+        <w:t>VARCHAR(</w:t>
+      </w:r>
+      <w:proofErr w:type="gramEnd"/>
+      <w:r>
+        <w:t>30</w:t>
+      </w:r>
+      <w:proofErr w:type="gramStart"/>
+      <w:r>
+        <w:t xml:space="preserve">)  </w:t>
       </w:r>
       <w:r>
         <w:tab/>
+      </w:r>
+      <w:proofErr w:type="gramEnd"/>
+      <w:r>
         <w:t>NOT NULL,</w:t>
       </w:r>
     </w:p>
